--- a/docs/CONFIG_SCHEMA.docx
+++ b/docs/CONFIG_SCHEMA.docx
@@ -2,13 +2,13 @@
 <file path=word/document.xml><?xml version="1.0" encoding="utf-8"?>
 <w:document xmlns:w="http://schemas.openxmlformats.org/wordprocessingml/2006/main" xmlns:m="http://schemas.openxmlformats.org/officeDocument/2006/math" xmlns:r="http://schemas.openxmlformats.org/officeDocument/2006/relationships" xmlns:o="urn:schemas-microsoft-com:office:office" xmlns:v="urn:schemas-microsoft-com:vml" xmlns:w10="urn:schemas-microsoft-com:office:word" xmlns:a="http://schemas.openxmlformats.org/drawingml/2006/main" xmlns:pic="http://schemas.openxmlformats.org/drawingml/2006/picture" xmlns:wp="http://schemas.openxmlformats.org/drawingml/2006/wordprocessingDrawing">
   <w:body>
-    <w:bookmarkStart w:id="23" w:name="Xb862c5ce698a9c68385ec2f5402cf6582a86c2d"/>
+    <w:bookmarkStart w:id="23" w:name="X5fc573b1805c6b213489c8017a939016e930a68"/>
     <w:p>
       <w:pPr>
         <w:pStyle w:val="Heading1"/>
       </w:pPr>
       <w:r>
-        <w:t xml:space="preserve">docs_chain — Configuration Schema Reference</w:t>
+        <w:t xml:space="preserve">Docs Chain — Configuration Schema Reference</w:t>
       </w:r>
     </w:p>
     <w:p>
@@ -26,7 +26,7 @@
         <w:t xml:space="preserve"> </w:t>
       </w:r>
       <w:r>
-        <w:t xml:space="preserve">1</w:t>
+        <w:t xml:space="preserve">2</w:t>
       </w:r>
       <w:r>
         <w:t xml:space="preserve"> </w:t>
@@ -42,7 +42,7 @@
         <w:t xml:space="preserve"> </w:t>
       </w:r>
       <w:r>
-        <w:t xml:space="preserve">2026-05-29T00:00:00Z</w:t>
+        <w:t xml:space="preserve">2026-05-29T12:00:00Z</w:t>
       </w:r>
       <w:r>
         <w:t xml:space="preserve"> </w:t>
@@ -74,7 +74,7 @@
         <w:t xml:space="preserve"> </w:t>
       </w:r>
       <w:r>
-        <w:t xml:space="preserve">Operator mandate 2026-05-29 (docs_chain initiative)</w:t>
+        <w:t xml:space="preserve">Operator mandate 2026-05-29 (Docs Chain initiative)</w:t>
       </w:r>
       <w:r>
         <w:t xml:space="preserve"> </w:t>
@@ -165,7 +165,7 @@
       </w:r>
     </w:p>
     <w:bookmarkEnd w:id="9"/>
-    <w:bookmarkStart w:id="10" w:name="Xf1ea507bea671755d51cdb435599446ceaac6bd"/>
+    <w:bookmarkStart w:id="10" w:name="file-location-and-discovery"/>
     <w:p>
       <w:pPr>
         <w:pStyle w:val="Heading2"/>
@@ -302,7 +302,7 @@
       </w:r>
     </w:p>
     <w:bookmarkEnd w:id="10"/>
-    <w:bookmarkStart w:id="11" w:name="Xd50baf999c6211154ce1221438120310abba298"/>
+    <w:bookmarkStart w:id="11" w:name="top-level-document-schema"/>
     <w:p>
       <w:pPr>
         <w:pStyle w:val="Heading2"/>
@@ -451,15 +451,16 @@
     <w:tbl>
       <w:tblPr>
         <w:tblStyle w:val="Table"/>
-        <w:tblW w:type="auto" w:w="0"/>
+        <w:tblW w:type="pct" w:w="5000"/>
+        <w:tblLayout w:type="fixed"/>
         <w:tblLook w:firstRow="1" w:lastRow="0" w:firstColumn="0" w:lastColumn="0" w:noHBand="0" w:noVBand="0" w:val="0020"/>
       </w:tblPr>
       <w:tblGrid>
-        <w:gridCol w:w="1584"/>
-        <w:gridCol w:w="1584"/>
-        <w:gridCol w:w="1584"/>
-        <w:gridCol w:w="1584"/>
-        <w:gridCol w:w="1584"/>
+        <w:gridCol w:w="1260"/>
+        <w:gridCol w:w="1080"/>
+        <w:gridCol w:w="1800"/>
+        <w:gridCol w:w="1620"/>
+        <w:gridCol w:w="2160"/>
       </w:tblGrid>
       <w:tr>
         <w:trPr>
@@ -854,7 +855,7 @@
       </w:r>
     </w:p>
     <w:bookmarkEnd w:id="11"/>
-    <w:bookmarkStart w:id="13" w:name="X65302e6d7966ad80ab1012d62a01bcde3b37c0a"/>
+    <w:bookmarkStart w:id="13" w:name="node-spec"/>
     <w:p>
       <w:pPr>
         <w:pStyle w:val="Heading2"/>
@@ -955,15 +956,16 @@
     <w:tbl>
       <w:tblPr>
         <w:tblStyle w:val="Table"/>
-        <w:tblW w:type="auto" w:w="0"/>
+        <w:tblW w:type="pct" w:w="5000"/>
+        <w:tblLayout w:type="fixed"/>
         <w:tblLook w:firstRow="1" w:lastRow="0" w:firstColumn="0" w:lastColumn="0" w:noHBand="0" w:noVBand="0" w:val="0020"/>
       </w:tblPr>
       <w:tblGrid>
-        <w:gridCol w:w="1584"/>
-        <w:gridCol w:w="1584"/>
-        <w:gridCol w:w="1584"/>
-        <w:gridCol w:w="1584"/>
-        <w:gridCol w:w="1584"/>
+        <w:gridCol w:w="1260"/>
+        <w:gridCol w:w="1080"/>
+        <w:gridCol w:w="1800"/>
+        <w:gridCol w:w="1620"/>
+        <w:gridCol w:w="2160"/>
       </w:tblGrid>
       <w:tr>
         <w:trPr>
@@ -1287,7 +1289,7 @@
               <w:t xml:space="preserve">kind: fingerprint</w:t>
             </w:r>
             <w:r>
-              <w:t xml:space="preserve">: member globs to exclude (e.g. gitignored</w:t>
+              <w:t xml:space="preserve">: member globs to exclude (e.g. gitignored</w:t>
             </w:r>
             <w:r>
               <w:t xml:space="preserve"> </w:t>
@@ -1305,7 +1307,7 @@
         </w:tc>
       </w:tr>
     </w:tbl>
-    <w:bookmarkStart w:id="12" w:name="X03fe5cb2476a1d9fade5e954a157b6d5e3f7d3a"/>
+    <w:bookmarkStart w:id="12" w:name="allowed-kind-values"/>
     <w:p>
       <w:pPr>
         <w:pStyle w:val="Heading3"/>
@@ -1332,13 +1334,14 @@
     <w:tbl>
       <w:tblPr>
         <w:tblStyle w:val="Table"/>
-        <w:tblW w:type="auto" w:w="0"/>
+        <w:tblW w:type="pct" w:w="5000"/>
+        <w:tblLayout w:type="fixed"/>
         <w:tblLook w:firstRow="1" w:lastRow="0" w:firstColumn="0" w:lastColumn="0" w:noHBand="0" w:noVBand="0" w:val="0020"/>
       </w:tblPr>
       <w:tblGrid>
-        <w:gridCol w:w="2640"/>
-        <w:gridCol w:w="2640"/>
-        <w:gridCol w:w="2640"/>
+        <w:gridCol w:w="2310"/>
+        <w:gridCol w:w="1980"/>
+        <w:gridCol w:w="3630"/>
       </w:tblGrid>
       <w:tr>
         <w:trPr>
@@ -1707,7 +1710,7 @@
     </w:p>
     <w:bookmarkEnd w:id="12"/>
     <w:bookmarkEnd w:id="13"/>
-    <w:bookmarkStart w:id="16" w:name="X74c07ac2b34282c44aa0c0d3313cbf43d4bf971"/>
+    <w:bookmarkStart w:id="16" w:name="edge-spec"/>
     <w:p>
       <w:pPr>
         <w:pStyle w:val="Heading2"/>
@@ -1739,7 +1742,7 @@
         <w:t xml:space="preserve">field selects which.</w:t>
       </w:r>
     </w:p>
-    <w:bookmarkStart w:id="14" w:name="X80fb38d1e530f53d44c805649ceed57116f68e4"/>
+    <w:bookmarkStart w:id="14" w:name="derive-from-one-way"/>
     <w:p>
       <w:pPr>
         <w:pStyle w:val="Heading3"/>
@@ -1909,15 +1912,16 @@
     <w:tbl>
       <w:tblPr>
         <w:tblStyle w:val="Table"/>
-        <w:tblW w:type="auto" w:w="0"/>
+        <w:tblW w:type="pct" w:w="5000"/>
+        <w:tblLayout w:type="fixed"/>
         <w:tblLook w:firstRow="1" w:lastRow="0" w:firstColumn="0" w:lastColumn="0" w:noHBand="0" w:noVBand="0" w:val="0020"/>
       </w:tblPr>
       <w:tblGrid>
-        <w:gridCol w:w="1584"/>
-        <w:gridCol w:w="1584"/>
-        <w:gridCol w:w="1584"/>
-        <w:gridCol w:w="1584"/>
-        <w:gridCol w:w="1584"/>
+        <w:gridCol w:w="1260"/>
+        <w:gridCol w:w="1080"/>
+        <w:gridCol w:w="1800"/>
+        <w:gridCol w:w="1620"/>
+        <w:gridCol w:w="2160"/>
       </w:tblGrid>
       <w:tr>
         <w:trPr>
@@ -2263,7 +2267,7 @@
       </w:tr>
     </w:tbl>
     <w:bookmarkEnd w:id="14"/>
-    <w:bookmarkStart w:id="15" w:name="Xfa19b4258476e5d8878ab66849d9c8abad051a7"/>
+    <w:bookmarkStart w:id="15" w:name="sync-bidirectional"/>
     <w:p>
       <w:pPr>
         <w:pStyle w:val="Heading3"/>
@@ -2496,15 +2500,16 @@
     <w:tbl>
       <w:tblPr>
         <w:tblStyle w:val="Table"/>
-        <w:tblW w:type="auto" w:w="0"/>
+        <w:tblW w:type="pct" w:w="5000"/>
+        <w:tblLayout w:type="fixed"/>
         <w:tblLook w:firstRow="1" w:lastRow="0" w:firstColumn="0" w:lastColumn="0" w:noHBand="0" w:noVBand="0" w:val="0020"/>
       </w:tblPr>
       <w:tblGrid>
-        <w:gridCol w:w="1584"/>
-        <w:gridCol w:w="1584"/>
-        <w:gridCol w:w="1584"/>
-        <w:gridCol w:w="1584"/>
-        <w:gridCol w:w="1584"/>
+        <w:gridCol w:w="1260"/>
+        <w:gridCol w:w="1080"/>
+        <w:gridCol w:w="1800"/>
+        <w:gridCol w:w="1620"/>
+        <w:gridCol w:w="2160"/>
       </w:tblGrid>
       <w:tr>
         <w:trPr>
@@ -3082,10 +3087,7 @@
         <w:t xml:space="preserve"> </w:t>
       </w:r>
       <w:r>
-        <w:t xml:space="preserve">to a known builtin pair (e.g.</w:t>
-      </w:r>
-      <w:r>
-        <w:t xml:space="preserve"> </w:t>
+        <w:t xml:space="preserve">to a known builtin pair (e.g. </w:t>
       </w:r>
       <w:r>
         <w:rPr>
@@ -3109,7 +3111,7 @@
         <w:t xml:space="preserve">sqlite</w:t>
       </w:r>
       <w:r>
-        <w:t xml:space="preserve">), docs_chain selects</w:t>
+        <w:t xml:space="preserve">), Docs Chain selects</w:t>
       </w:r>
       <w:r>
         <w:t xml:space="preserve"> </w:t>
@@ -3127,7 +3129,7 @@
     </w:p>
     <w:bookmarkEnd w:id="15"/>
     <w:bookmarkEnd w:id="16"/>
-    <w:bookmarkStart w:id="19" w:name="X58b542d64012aa9dea1046c2f2a06199ff5f924"/>
+    <w:bookmarkStart w:id="19" w:name="transform-spec"/>
     <w:p>
       <w:pPr>
         <w:pStyle w:val="Heading2"/>
@@ -3338,15 +3340,16 @@
     <w:tbl>
       <w:tblPr>
         <w:tblStyle w:val="Table"/>
-        <w:tblW w:type="auto" w:w="0"/>
+        <w:tblW w:type="pct" w:w="5000"/>
+        <w:tblLayout w:type="fixed"/>
         <w:tblLook w:firstRow="1" w:lastRow="0" w:firstColumn="0" w:lastColumn="0" w:noHBand="0" w:noVBand="0" w:val="0020"/>
       </w:tblPr>
       <w:tblGrid>
-        <w:gridCol w:w="1584"/>
-        <w:gridCol w:w="1584"/>
-        <w:gridCol w:w="1584"/>
-        <w:gridCol w:w="1584"/>
-        <w:gridCol w:w="1584"/>
+        <w:gridCol w:w="1260"/>
+        <w:gridCol w:w="1080"/>
+        <w:gridCol w:w="1800"/>
+        <w:gridCol w:w="1620"/>
+        <w:gridCol w:w="2160"/>
       </w:tblGrid>
       <w:tr>
         <w:trPr>
@@ -3628,7 +3631,7 @@
               <w:t xml:space="preserve">exec</w:t>
             </w:r>
             <w:r>
-              <w:t xml:space="preserve">; appended after the input/output paths docs_chain passes</w:t>
+              <w:t xml:space="preserve">; appended after the input/output paths Docs Chain passes</w:t>
             </w:r>
           </w:p>
         </w:tc>
@@ -3672,7 +3675,7 @@
         <w:t xml:space="preserve">MUST be present.</w:t>
       </w:r>
     </w:p>
-    <w:bookmarkStart w:id="17" w:name="X419549bcb826adc3bb1293d990e8c0644257491"/>
+    <w:bookmarkStart w:id="17" w:name="allowed-builtin-values"/>
     <w:p>
       <w:pPr>
         <w:pStyle w:val="Heading3"/>
@@ -3699,13 +3702,14 @@
     <w:tbl>
       <w:tblPr>
         <w:tblStyle w:val="Table"/>
-        <w:tblW w:type="auto" w:w="0"/>
+        <w:tblW w:type="pct" w:w="5000"/>
+        <w:tblLayout w:type="fixed"/>
         <w:tblLook w:firstRow="1" w:lastRow="0" w:firstColumn="0" w:lastColumn="0" w:noHBand="0" w:noVBand="0" w:val="0020"/>
       </w:tblPr>
       <w:tblGrid>
-        <w:gridCol w:w="2640"/>
-        <w:gridCol w:w="2640"/>
-        <w:gridCol w:w="2640"/>
+        <w:gridCol w:w="3394"/>
+        <w:gridCol w:w="2262"/>
+        <w:gridCol w:w="2262"/>
       </w:tblGrid>
       <w:tr>
         <w:trPr>
@@ -4073,7 +4077,7 @@
       </w:tr>
     </w:tbl>
     <w:bookmarkEnd w:id="17"/>
-    <w:bookmarkStart w:id="18" w:name="X71e7d9d821b73c798b88e040c04bc2fe8df30f7"/>
+    <w:bookmarkStart w:id="18" w:name="exec-transform-contract"/>
     <w:p>
       <w:pPr>
         <w:pStyle w:val="Heading3"/>
@@ -4123,7 +4127,7 @@
         <w:t xml:space="preserve"> </w:t>
       </w:r>
       <w:r>
-        <w:t xml:space="preserve">temp path supplied by docs_chain. It MUST:</w:t>
+        <w:t xml:space="preserve">temp path supplied by Docs Chain. It MUST:</w:t>
       </w:r>
     </w:p>
     <w:p>
@@ -4147,13 +4151,13 @@
         </w:numPr>
       </w:pPr>
       <w:r>
-        <w:t xml:space="preserve">write its result to the staged temp path docs_chain provides (never</w:t>
-      </w:r>
-      <w:r>
-        <w:t xml:space="preserve"> </w:t>
-      </w:r>
-      <w:r>
-        <w:t xml:space="preserve">directly to the live artefact — docs_chain owns the atomic rename, §8);</w:t>
+        <w:t xml:space="preserve">write its result to the staged temp path Docs Chain provides (never</w:t>
+      </w:r>
+      <w:r>
+        <w:t xml:space="preserve"> </w:t>
+      </w:r>
+      <w:r>
+        <w:t xml:space="preserve">directly to the live artefact — Docs Chain owns the atomic rename, §8);</w:t>
       </w:r>
     </w:p>
     <w:p>
@@ -4217,7 +4221,7 @@
     </w:p>
     <w:bookmarkEnd w:id="18"/>
     <w:bookmarkEnd w:id="19"/>
-    <w:bookmarkStart w:id="20" w:name="X2a81b3435e9deb7d03527f92f32bbb7436496f2"/>
+    <w:bookmarkStart w:id="20" w:name="annotated-example-derive-from-chain"/>
     <w:p>
       <w:pPr>
         <w:pStyle w:val="Heading2"/>
@@ -5140,7 +5144,7 @@
       </w:r>
     </w:p>
     <w:bookmarkEnd w:id="20"/>
-    <w:bookmarkStart w:id="21" w:name="X0f36d50dc25602499eccccb60ad789f3f12927a"/>
+    <w:bookmarkStart w:id="21" w:name="annotated-example-sync-edge"/>
     <w:p>
       <w:pPr>
         <w:pStyle w:val="Heading2"/>
@@ -6955,7 +6959,7 @@
         <w:t xml:space="preserve"> </w:t>
       </w:r>
       <w:r>
-        <w:t xml:space="preserve">docs_chain emits a conflict (exit 2, no writes) per ARCHITECTURE §5.</w:t>
+        <w:t xml:space="preserve">Docs Chain emits a conflict (exit 2, no writes) per ARCHITECTURE §5.</w:t>
       </w:r>
     </w:p>
     <w:p>
@@ -6966,7 +6970,7 @@
       </w:r>
     </w:p>
     <w:bookmarkEnd w:id="21"/>
-    <w:bookmarkStart w:id="22" w:name="X944efdb8afa32854d2e562f316e61a4d6b2a5c0"/>
+    <w:bookmarkStart w:id="22" w:name="validation-rules-summary"/>
     <w:p>
       <w:pPr>
         <w:pStyle w:val="Heading2"/>
@@ -7157,7 +7161,7 @@
         <w:t xml:space="preserve"> </w:t>
       </w:r>
       <w:r>
-        <w:t xml:space="preserve">edge's</w:t>
+        <w:t xml:space="preserve">edge’s</w:t>
       </w:r>
       <w:r>
         <w:t xml:space="preserve"> </w:t>

--- a/docs/CONFIG_SCHEMA.docx
+++ b/docs/CONFIG_SCHEMA.docx
@@ -2,6 +2,14 @@
 <file path=word/document.xml><?xml version="1.0" encoding="utf-8"?>
 <w:document xmlns:w="http://schemas.openxmlformats.org/wordprocessingml/2006/main" xmlns:m="http://schemas.openxmlformats.org/officeDocument/2006/math" xmlns:r="http://schemas.openxmlformats.org/officeDocument/2006/relationships" xmlns:o="urn:schemas-microsoft-com:office:office" xmlns:v="urn:schemas-microsoft-com:vml" xmlns:w10="urn:schemas-microsoft-com:office:word" xmlns:a="http://schemas.openxmlformats.org/drawingml/2006/main" xmlns:pic="http://schemas.openxmlformats.org/drawingml/2006/picture" xmlns:wp="http://schemas.openxmlformats.org/drawingml/2006/wordprocessingDrawing">
   <w:body>
+    <w:p>
+      <w:pPr>
+        <w:pStyle w:val="Title"/>
+      </w:pPr>
+      <w:r>
+        <w:t xml:space="preserve">CONFIG_SCHEMA</w:t>
+      </w:r>
+    </w:p>
     <w:bookmarkStart w:id="23" w:name="X5fc573b1805c6b213489c8017a939016e930a68"/>
     <w:p>
       <w:pPr>

--- a/docs/CONFIG_SCHEMA.docx
+++ b/docs/CONFIG_SCHEMA.docx
@@ -34,7 +34,7 @@
         <w:t xml:space="preserve"> </w:t>
       </w:r>
       <w:r>
-        <w:t xml:space="preserve">2</w:t>
+        <w:t xml:space="preserve">3</w:t>
       </w:r>
       <w:r>
         <w:t xml:space="preserve"> </w:t>
@@ -50,7 +50,7 @@
         <w:t xml:space="preserve"> </w:t>
       </w:r>
       <w:r>
-        <w:t xml:space="preserve">2026-05-29T12:00:00Z</w:t>
+        <w:t xml:space="preserve">2026-06-02T00:00:00Z</w:t>
       </w:r>
       <w:r>
         <w:t xml:space="preserve"> </w:t>
@@ -66,7 +66,58 @@
         <w:t xml:space="preserve"> </w:t>
       </w:r>
       <w:r>
-        <w:t xml:space="preserve">Design documentation — the schema is PLANNED (Phase 4 — config loader + validation). Describes the DESIGNED YAML contract.</w:t>
+        <w:t xml:space="preserve">IMPLEMENTED — the schema is parsed + validated by the Phase-4 config loader (</w:t>
+      </w:r>
+      <w:r>
+        <w:rPr>
+          <w:rStyle w:val="VerbatimChar"/>
+        </w:rPr>
+        <w:t xml:space="preserve">internal/config</w:t>
+      </w:r>
+      <w:r>
+        <w:t xml:space="preserve">); the built</w:t>
+      </w:r>
+      <w:r>
+        <w:t xml:space="preserve"> </w:t>
+      </w:r>
+      <w:r>
+        <w:rPr>
+          <w:rStyle w:val="VerbatimChar"/>
+        </w:rPr>
+        <w:t xml:space="preserve">docs_chain</w:t>
+      </w:r>
+      <w:r>
+        <w:t xml:space="preserve"> </w:t>
+      </w:r>
+      <w:r>
+        <w:t xml:space="preserve">binary loads contexts written to this contract today (</w:t>
+      </w:r>
+      <w:r>
+        <w:rPr>
+          <w:rStyle w:val="VerbatimChar"/>
+        </w:rPr>
+        <w:t xml:space="preserve">go test -race ./...</w:t>
+      </w:r>
+      <w:r>
+        <w:t xml:space="preserve"> </w:t>
+      </w:r>
+      <w:r>
+        <w:t xml:space="preserve">passes;</w:t>
+      </w:r>
+      <w:r>
+        <w:t xml:space="preserve"> </w:t>
+      </w:r>
+      <w:r>
+        <w:rPr>
+          <w:rStyle w:val="VerbatimChar"/>
+        </w:rPr>
+        <w:t xml:space="preserve">scripts/e2e.sh</w:t>
+      </w:r>
+      <w:r>
+        <w:t xml:space="preserve"> </w:t>
+      </w:r>
+      <w:r>
+        <w:t xml:space="preserve">GREEN). Describes the live YAML contract.</w:t>
       </w:r>
       <w:r>
         <w:t xml:space="preserve"> </w:t>
@@ -135,19 +186,16 @@
           <w:b/>
           <w:bCs/>
         </w:rPr>
-        <w:t xml:space="preserve">PLANNED (Phase 4).</w:t>
-      </w:r>
-      <w:r>
-        <w:t xml:space="preserve"> </w:t>
-      </w:r>
-      <w:r>
-        <w:t xml:space="preserve">The YAML loader and validator land in Phase 4</w:t>
-      </w:r>
-      <w:r>
-        <w:t xml:space="preserve"> </w:t>
-      </w:r>
-      <w:r>
-        <w:t xml:space="preserve">(</w:t>
+        <w:t xml:space="preserve">IMPLEMENTED (Phase 4).</w:t>
+      </w:r>
+      <w:r>
+        <w:t xml:space="preserve"> </w:t>
+      </w:r>
+      <w:r>
+        <w:t xml:space="preserve">The YAML loader and validator live in</w:t>
+      </w:r>
+      <w:r>
+        <w:t xml:space="preserve"> </w:t>
       </w:r>
       <w:r>
         <w:rPr>
@@ -156,13 +204,70 @@
         <w:t xml:space="preserve">internal/config</w:t>
       </w:r>
       <w:r>
-        <w:t xml:space="preserve">). This document is the formal contract a consuming</w:t>
-      </w:r>
-      <w:r>
-        <w:t xml:space="preserve"> </w:t>
-      </w:r>
-      <w:r>
-        <w:t xml:space="preserve">project writes against; it is not a claim that the loader parses it today.</w:t>
+        <w:t xml:space="preserve"> </w:t>
+      </w:r>
+      <w:r>
+        <w:t xml:space="preserve">and the built</w:t>
+      </w:r>
+      <w:r>
+        <w:t xml:space="preserve"> </w:t>
+      </w:r>
+      <w:r>
+        <w:rPr>
+          <w:rStyle w:val="VerbatimChar"/>
+        </w:rPr>
+        <w:t xml:space="preserve">docs_chain</w:t>
+      </w:r>
+      <w:r>
+        <w:t xml:space="preserve"> </w:t>
+      </w:r>
+      <w:r>
+        <w:t xml:space="preserve">binary parses contexts written</w:t>
+      </w:r>
+      <w:r>
+        <w:t xml:space="preserve"> </w:t>
+      </w:r>
+      <w:r>
+        <w:t xml:space="preserve">to this contract today (proven by</w:t>
+      </w:r>
+      <w:r>
+        <w:t xml:space="preserve"> </w:t>
+      </w:r>
+      <w:r>
+        <w:rPr>
+          <w:rStyle w:val="VerbatimChar"/>
+        </w:rPr>
+        <w:t xml:space="preserve">internal/config</w:t>
+      </w:r>
+      <w:r>
+        <w:t xml:space="preserve"> </w:t>
+      </w:r>
+      <w:r>
+        <w:t xml:space="preserve">unit tests + the</w:t>
+      </w:r>
+      <w:r>
+        <w:t xml:space="preserve"> </w:t>
+      </w:r>
+      <w:r>
+        <w:t xml:space="preserve">real-binary subprocess e2e in</w:t>
+      </w:r>
+      <w:r>
+        <w:t xml:space="preserve"> </w:t>
+      </w:r>
+      <w:r>
+        <w:rPr>
+          <w:rStyle w:val="VerbatimChar"/>
+        </w:rPr>
+        <w:t xml:space="preserve">cmd/docs_chain/e2e_test.go</w:t>
+      </w:r>
+      <w:r>
+        <w:t xml:space="preserve">). This document is</w:t>
+      </w:r>
+      <w:r>
+        <w:t xml:space="preserve"> </w:t>
+      </w:r>
+      <w:r>
+        <w:t xml:space="preserve">the formal contract a consuming project writes against.</w:t>
       </w:r>
     </w:p>
     <w:p>
@@ -3896,7 +4001,7 @@
               <w:pStyle w:val="Compact"/>
             </w:pPr>
             <w:r>
-              <w:t xml:space="preserve">internal</w:t>
+              <w:t xml:space="preserve">internal (x/net/html — IMPLEMENTED)</w:t>
             </w:r>
           </w:p>
         </w:tc>
@@ -3975,16 +4080,22 @@
               </w:rPr>
               <w:t xml:space="preserve">markdown → sqlite</w:t>
             </w:r>
-          </w:p>
-        </w:tc>
-        <w:tc>
-          <w:tcPr/>
-          <w:p>
-            <w:pPr>
-              <w:pStyle w:val="Compact"/>
-            </w:pPr>
-            <w:r>
-              <w:t xml:space="preserve">configured DB binary</w:t>
+            <w:r>
+              <w:t xml:space="preserve"> </w:t>
+            </w:r>
+            <w:r>
+              <w:t xml:space="preserve">(tabular pipe-tables)</w:t>
+            </w:r>
+          </w:p>
+        </w:tc>
+        <w:tc>
+          <w:tcPr/>
+          <w:p>
+            <w:pPr>
+              <w:pStyle w:val="Compact"/>
+            </w:pPr>
+            <w:r>
+              <w:t xml:space="preserve">internal (pure-Go modernc.org/sqlite — IMPLEMENTED)</w:t>
             </w:r>
           </w:p>
         </w:tc>
@@ -4016,16 +4127,22 @@
               </w:rPr>
               <w:t xml:space="preserve">sqlite → markdown</w:t>
             </w:r>
-          </w:p>
-        </w:tc>
-        <w:tc>
-          <w:tcPr/>
-          <w:p>
-            <w:pPr>
-              <w:pStyle w:val="Compact"/>
-            </w:pPr>
-            <w:r>
-              <w:t xml:space="preserve">configured DB binary</w:t>
+            <w:r>
+              <w:t xml:space="preserve"> </w:t>
+            </w:r>
+            <w:r>
+              <w:t xml:space="preserve">(tabular projection)</w:t>
+            </w:r>
+          </w:p>
+        </w:tc>
+        <w:tc>
+          <w:tcPr/>
+          <w:p>
+            <w:pPr>
+              <w:pStyle w:val="Compact"/>
+            </w:pPr>
+            <w:r>
+              <w:t xml:space="preserve">internal (pure-Go modernc.org/sqlite — IMPLEMENTED)</w:t>
             </w:r>
           </w:p>
         </w:tc>
